--- a/docs/reference-forms/output/TAI-FORM-RP-17-blank.docx
+++ b/docs/reference-forms/output/TAI-FORM-RP-17-blank.docx
@@ -51,7 +51,7 @@
                 <w:sz w:val="32"/>
                 <w:szCs w:val="32"/>
               </w:rPr>
-              <w:t xml:space="preserve">비계·가설구조물 안전점검표</w:t>
+              <w:t xml:space="preserve">연구실 안전교육 이수·보완 확인표</w:t>
             </w:r>
           </w:p>
         </w:tc>
@@ -114,7 +114,7 @@
                 <w:sz w:val="20"/>
                 <w:szCs w:val="20"/>
               </w:rPr>
-              <w:t xml:space="preserve">사업장명: </w:t>
+              <w:t xml:space="preserve">연구기관명: </w:t>
             </w:r>
           </w:p>
         </w:tc>
@@ -146,7 +146,7 @@
                 <w:sz w:val="20"/>
                 <w:szCs w:val="20"/>
               </w:rPr>
-              <w:t xml:space="preserve">점검일: </w:t>
+              <w:t xml:space="preserve">교육 기간: </w:t>
             </w:r>
           </w:p>
         </w:tc>
@@ -183,7 +183,7 @@
                 <w:sz w:val="20"/>
                 <w:szCs w:val="20"/>
               </w:rPr>
-              <w:t xml:space="preserve">설치 위치/구조물명: </w:t>
+              <w:t xml:space="preserve">담당자: </w:t>
             </w:r>
           </w:p>
         </w:tc>
@@ -215,7 +215,7 @@
                 <w:sz w:val="20"/>
                 <w:szCs w:val="20"/>
               </w:rPr>
-              <w:t xml:space="preserve">점검자: </w:t>
+              <w:t xml:space="preserve"/>
             </w:r>
           </w:p>
         </w:tc>
@@ -244,10 +244,10 @@
       </w:tblPr>
       <w:tblGrid>
         <w:gridCol w:w="566"/>
-        <w:gridCol w:w="3401"/>
+        <w:gridCol w:w="2607"/>
         <w:gridCol w:w="1700"/>
         <w:gridCol w:w="2267"/>
-        <w:gridCol w:w="1700"/>
+        <w:gridCol w:w="2494"/>
       </w:tblGrid>
       <w:tr>
         <w:trPr>
@@ -290,7 +290,7 @@
         </w:tc>
         <w:tc>
           <w:tcPr>
-            <w:tcW w:type="dxa" w:w="3401"/>
+            <w:tcW w:type="dxa" w:w="2607"/>
             <w:tcBorders>
               <w:top w:val="single" w:color="000000" w:sz="4"/>
               <w:left w:val="single" w:color="000000" w:sz="4"/>
@@ -318,7 +318,7 @@
                 <w:sz w:val="20"/>
                 <w:szCs w:val="20"/>
               </w:rPr>
-              <w:t xml:space="preserve">점검 항목</w:t>
+              <w:t xml:space="preserve">성명</w:t>
             </w:r>
           </w:p>
         </w:tc>
@@ -352,7 +352,7 @@
                 <w:sz w:val="20"/>
                 <w:szCs w:val="20"/>
               </w:rPr>
-              <w:t xml:space="preserve">규격/기준</w:t>
+              <w:t xml:space="preserve">이수 여부(입력)</w:t>
             </w:r>
           </w:p>
         </w:tc>
@@ -386,13 +386,13 @@
                 <w:sz w:val="20"/>
                 <w:szCs w:val="20"/>
               </w:rPr>
-              <w:t xml:space="preserve">점검 결과(입력)</w:t>
-            </w:r>
-          </w:p>
-        </w:tc>
-        <w:tc>
-          <w:tcPr>
-            <w:tcW w:type="dxa" w:w="1700"/>
+              <w:t xml:space="preserve">미이수 사유(입력)</w:t>
+            </w:r>
+          </w:p>
+        </w:tc>
+        <w:tc>
+          <w:tcPr>
+            <w:tcW w:type="dxa" w:w="2494"/>
             <w:tcBorders>
               <w:top w:val="single" w:color="000000" w:sz="4"/>
               <w:left w:val="single" w:color="000000" w:sz="4"/>
@@ -420,14 +420,14 @@
                 <w:sz w:val="20"/>
                 <w:szCs w:val="20"/>
               </w:rPr>
-              <w:t xml:space="preserve">조치사항</w:t>
+              <w:t xml:space="preserve">보완 지도 내용(입력)</w:t>
             </w:r>
           </w:p>
         </w:tc>
       </w:tr>
       <w:tr>
         <w:trPr>
-          <w:trHeight w:val="510" w:hRule="atLeast"/>
+          <w:trHeight w:val="453" w:hRule="atLeast"/>
         </w:trPr>
         <w:tc>
           <w:tcPr>
@@ -463,7 +463,7 @@
         </w:tc>
         <w:tc>
           <w:tcPr>
-            <w:tcW w:type="dxa" w:w="3401"/>
+            <w:tcW w:type="dxa" w:w="2607"/>
             <w:tcBorders>
               <w:top w:val="single" w:color="000000" w:sz="4"/>
               <w:left w:val="single" w:color="000000" w:sz="4"/>
@@ -559,7 +559,7 @@
         </w:tc>
         <w:tc>
           <w:tcPr>
-            <w:tcW w:type="dxa" w:w="1700"/>
+            <w:tcW w:type="dxa" w:w="2494"/>
             <w:tcBorders>
               <w:top w:val="single" w:color="000000" w:sz="4"/>
               <w:left w:val="single" w:color="000000" w:sz="4"/>
@@ -592,7 +592,7 @@
       </w:tr>
       <w:tr>
         <w:trPr>
-          <w:trHeight w:val="510" w:hRule="atLeast"/>
+          <w:trHeight w:val="453" w:hRule="atLeast"/>
         </w:trPr>
         <w:tc>
           <w:tcPr>
@@ -628,7 +628,7 @@
         </w:tc>
         <w:tc>
           <w:tcPr>
-            <w:tcW w:type="dxa" w:w="3401"/>
+            <w:tcW w:type="dxa" w:w="2607"/>
             <w:tcBorders>
               <w:top w:val="single" w:color="000000" w:sz="4"/>
               <w:left w:val="single" w:color="000000" w:sz="4"/>
@@ -724,7 +724,7 @@
         </w:tc>
         <w:tc>
           <w:tcPr>
-            <w:tcW w:type="dxa" w:w="1700"/>
+            <w:tcW w:type="dxa" w:w="2494"/>
             <w:tcBorders>
               <w:top w:val="single" w:color="000000" w:sz="4"/>
               <w:left w:val="single" w:color="000000" w:sz="4"/>
@@ -757,7 +757,7 @@
       </w:tr>
       <w:tr>
         <w:trPr>
-          <w:trHeight w:val="510" w:hRule="atLeast"/>
+          <w:trHeight w:val="453" w:hRule="atLeast"/>
         </w:trPr>
         <w:tc>
           <w:tcPr>
@@ -793,7 +793,7 @@
         </w:tc>
         <w:tc>
           <w:tcPr>
-            <w:tcW w:type="dxa" w:w="3401"/>
+            <w:tcW w:type="dxa" w:w="2607"/>
             <w:tcBorders>
               <w:top w:val="single" w:color="000000" w:sz="4"/>
               <w:left w:val="single" w:color="000000" w:sz="4"/>
@@ -889,7 +889,7 @@
         </w:tc>
         <w:tc>
           <w:tcPr>
-            <w:tcW w:type="dxa" w:w="1700"/>
+            <w:tcW w:type="dxa" w:w="2494"/>
             <w:tcBorders>
               <w:top w:val="single" w:color="000000" w:sz="4"/>
               <w:left w:val="single" w:color="000000" w:sz="4"/>
@@ -922,7 +922,7 @@
       </w:tr>
       <w:tr>
         <w:trPr>
-          <w:trHeight w:val="510" w:hRule="atLeast"/>
+          <w:trHeight w:val="453" w:hRule="atLeast"/>
         </w:trPr>
         <w:tc>
           <w:tcPr>
@@ -958,7 +958,7 @@
         </w:tc>
         <w:tc>
           <w:tcPr>
-            <w:tcW w:type="dxa" w:w="3401"/>
+            <w:tcW w:type="dxa" w:w="2607"/>
             <w:tcBorders>
               <w:top w:val="single" w:color="000000" w:sz="4"/>
               <w:left w:val="single" w:color="000000" w:sz="4"/>
@@ -1054,7 +1054,7 @@
         </w:tc>
         <w:tc>
           <w:tcPr>
-            <w:tcW w:type="dxa" w:w="1700"/>
+            <w:tcW w:type="dxa" w:w="2494"/>
             <w:tcBorders>
               <w:top w:val="single" w:color="000000" w:sz="4"/>
               <w:left w:val="single" w:color="000000" w:sz="4"/>
@@ -1087,7 +1087,7 @@
       </w:tr>
       <w:tr>
         <w:trPr>
-          <w:trHeight w:val="510" w:hRule="atLeast"/>
+          <w:trHeight w:val="453" w:hRule="atLeast"/>
         </w:trPr>
         <w:tc>
           <w:tcPr>
@@ -1123,7 +1123,7 @@
         </w:tc>
         <w:tc>
           <w:tcPr>
-            <w:tcW w:type="dxa" w:w="3401"/>
+            <w:tcW w:type="dxa" w:w="2607"/>
             <w:tcBorders>
               <w:top w:val="single" w:color="000000" w:sz="4"/>
               <w:left w:val="single" w:color="000000" w:sz="4"/>
@@ -1219,7 +1219,7 @@
         </w:tc>
         <w:tc>
           <w:tcPr>
-            <w:tcW w:type="dxa" w:w="1700"/>
+            <w:tcW w:type="dxa" w:w="2494"/>
             <w:tcBorders>
               <w:top w:val="single" w:color="000000" w:sz="4"/>
               <w:left w:val="single" w:color="000000" w:sz="4"/>
@@ -1252,7 +1252,7 @@
       </w:tr>
       <w:tr>
         <w:trPr>
-          <w:trHeight w:val="510" w:hRule="atLeast"/>
+          <w:trHeight w:val="453" w:hRule="atLeast"/>
         </w:trPr>
         <w:tc>
           <w:tcPr>
@@ -1288,7 +1288,7 @@
         </w:tc>
         <w:tc>
           <w:tcPr>
-            <w:tcW w:type="dxa" w:w="3401"/>
+            <w:tcW w:type="dxa" w:w="2607"/>
             <w:tcBorders>
               <w:top w:val="single" w:color="000000" w:sz="4"/>
               <w:left w:val="single" w:color="000000" w:sz="4"/>
@@ -1384,7 +1384,7 @@
         </w:tc>
         <w:tc>
           <w:tcPr>
-            <w:tcW w:type="dxa" w:w="1700"/>
+            <w:tcW w:type="dxa" w:w="2494"/>
             <w:tcBorders>
               <w:top w:val="single" w:color="000000" w:sz="4"/>
               <w:left w:val="single" w:color="000000" w:sz="4"/>
@@ -1417,7 +1417,7 @@
       </w:tr>
       <w:tr>
         <w:trPr>
-          <w:trHeight w:val="510" w:hRule="atLeast"/>
+          <w:trHeight w:val="453" w:hRule="atLeast"/>
         </w:trPr>
         <w:tc>
           <w:tcPr>
@@ -1453,7 +1453,7 @@
         </w:tc>
         <w:tc>
           <w:tcPr>
-            <w:tcW w:type="dxa" w:w="3401"/>
+            <w:tcW w:type="dxa" w:w="2607"/>
             <w:tcBorders>
               <w:top w:val="single" w:color="000000" w:sz="4"/>
               <w:left w:val="single" w:color="000000" w:sz="4"/>
@@ -1549,7 +1549,7 @@
         </w:tc>
         <w:tc>
           <w:tcPr>
-            <w:tcW w:type="dxa" w:w="1700"/>
+            <w:tcW w:type="dxa" w:w="2494"/>
             <w:tcBorders>
               <w:top w:val="single" w:color="000000" w:sz="4"/>
               <w:left w:val="single" w:color="000000" w:sz="4"/>
@@ -1582,7 +1582,7 @@
       </w:tr>
       <w:tr>
         <w:trPr>
-          <w:trHeight w:val="510" w:hRule="atLeast"/>
+          <w:trHeight w:val="453" w:hRule="atLeast"/>
         </w:trPr>
         <w:tc>
           <w:tcPr>
@@ -1618,7 +1618,7 @@
         </w:tc>
         <w:tc>
           <w:tcPr>
-            <w:tcW w:type="dxa" w:w="3401"/>
+            <w:tcW w:type="dxa" w:w="2607"/>
             <w:tcBorders>
               <w:top w:val="single" w:color="000000" w:sz="4"/>
               <w:left w:val="single" w:color="000000" w:sz="4"/>
@@ -1714,7 +1714,7 @@
         </w:tc>
         <w:tc>
           <w:tcPr>
-            <w:tcW w:type="dxa" w:w="1700"/>
+            <w:tcW w:type="dxa" w:w="2494"/>
             <w:tcBorders>
               <w:top w:val="single" w:color="000000" w:sz="4"/>
               <w:left w:val="single" w:color="000000" w:sz="4"/>
@@ -1747,7 +1747,7 @@
       </w:tr>
       <w:tr>
         <w:trPr>
-          <w:trHeight w:val="510" w:hRule="atLeast"/>
+          <w:trHeight w:val="453" w:hRule="atLeast"/>
         </w:trPr>
         <w:tc>
           <w:tcPr>
@@ -1783,7 +1783,7 @@
         </w:tc>
         <w:tc>
           <w:tcPr>
-            <w:tcW w:type="dxa" w:w="3401"/>
+            <w:tcW w:type="dxa" w:w="2607"/>
             <w:tcBorders>
               <w:top w:val="single" w:color="000000" w:sz="4"/>
               <w:left w:val="single" w:color="000000" w:sz="4"/>
@@ -1879,7 +1879,7 @@
         </w:tc>
         <w:tc>
           <w:tcPr>
-            <w:tcW w:type="dxa" w:w="1700"/>
+            <w:tcW w:type="dxa" w:w="2494"/>
             <w:tcBorders>
               <w:top w:val="single" w:color="000000" w:sz="4"/>
               <w:left w:val="single" w:color="000000" w:sz="4"/>
@@ -1912,7 +1912,7 @@
       </w:tr>
       <w:tr>
         <w:trPr>
-          <w:trHeight w:val="510" w:hRule="atLeast"/>
+          <w:trHeight w:val="453" w:hRule="atLeast"/>
         </w:trPr>
         <w:tc>
           <w:tcPr>
@@ -1948,7 +1948,7 @@
         </w:tc>
         <w:tc>
           <w:tcPr>
-            <w:tcW w:type="dxa" w:w="3401"/>
+            <w:tcW w:type="dxa" w:w="2607"/>
             <w:tcBorders>
               <w:top w:val="single" w:color="000000" w:sz="4"/>
               <w:left w:val="single" w:color="000000" w:sz="4"/>
@@ -2044,7 +2044,7 @@
         </w:tc>
         <w:tc>
           <w:tcPr>
-            <w:tcW w:type="dxa" w:w="1700"/>
+            <w:tcW w:type="dxa" w:w="2494"/>
             <w:tcBorders>
               <w:top w:val="single" w:color="000000" w:sz="4"/>
               <w:left w:val="single" w:color="000000" w:sz="4"/>
@@ -2077,7 +2077,7 @@
       </w:tr>
       <w:tr>
         <w:trPr>
-          <w:trHeight w:val="510" w:hRule="atLeast"/>
+          <w:trHeight w:val="453" w:hRule="atLeast"/>
         </w:trPr>
         <w:tc>
           <w:tcPr>
@@ -2113,7 +2113,7 @@
         </w:tc>
         <w:tc>
           <w:tcPr>
-            <w:tcW w:type="dxa" w:w="3401"/>
+            <w:tcW w:type="dxa" w:w="2607"/>
             <w:tcBorders>
               <w:top w:val="single" w:color="000000" w:sz="4"/>
               <w:left w:val="single" w:color="000000" w:sz="4"/>
@@ -2209,7 +2209,7 @@
         </w:tc>
         <w:tc>
           <w:tcPr>
-            <w:tcW w:type="dxa" w:w="1700"/>
+            <w:tcW w:type="dxa" w:w="2494"/>
             <w:tcBorders>
               <w:top w:val="single" w:color="000000" w:sz="4"/>
               <w:left w:val="single" w:color="000000" w:sz="4"/>
@@ -2242,7 +2242,7 @@
       </w:tr>
       <w:tr>
         <w:trPr>
-          <w:trHeight w:val="510" w:hRule="atLeast"/>
+          <w:trHeight w:val="453" w:hRule="atLeast"/>
         </w:trPr>
         <w:tc>
           <w:tcPr>
@@ -2278,7 +2278,7 @@
         </w:tc>
         <w:tc>
           <w:tcPr>
-            <w:tcW w:type="dxa" w:w="3401"/>
+            <w:tcW w:type="dxa" w:w="2607"/>
             <w:tcBorders>
               <w:top w:val="single" w:color="000000" w:sz="4"/>
               <w:left w:val="single" w:color="000000" w:sz="4"/>
@@ -2374,6 +2374,107 @@
         </w:tc>
         <w:tc>
           <w:tcPr>
+            <w:tcW w:type="dxa" w:w="2494"/>
+            <w:tcBorders>
+              <w:top w:val="single" w:color="000000" w:sz="4"/>
+              <w:left w:val="single" w:color="000000" w:sz="4"/>
+              <w:bottom w:val="single" w:color="000000" w:sz="4"/>
+              <w:right w:val="single" w:color="000000" w:sz="4"/>
+            </w:tcBorders>
+            <w:shd w:fill="F5F5F5" w:color="auto" w:val="clear"/>
+            <w:tcMar>
+              <w:top w:type="dxa" w:w="170"/>
+              <w:left w:type="dxa" w:w="170"/>
+              <w:bottom w:type="dxa" w:w="170"/>
+              <w:right w:type="dxa" w:w="170"/>
+            </w:tcMar>
+            <w:vAlign w:val="center"/>
+          </w:tcPr>
+          <w:p>
+            <w:pPr>
+              <w:jc w:val="left"/>
+            </w:pPr>
+            <w:r>
+              <w:rPr>
+                <w:rFonts w:ascii="NanumGothic" w:cs="NanumGothic" w:eastAsia="NanumGothic" w:hAnsi="NanumGothic"/>
+                <w:sz w:val="20"/>
+                <w:szCs w:val="20"/>
+              </w:rPr>
+              <w:t xml:space="preserve"/>
+            </w:r>
+          </w:p>
+        </w:tc>
+      </w:tr>
+      <w:tr>
+        <w:trPr>
+          <w:trHeight w:val="453" w:hRule="atLeast"/>
+        </w:trPr>
+        <w:tc>
+          <w:tcPr>
+            <w:tcW w:type="dxa" w:w="566"/>
+            <w:tcBorders>
+              <w:top w:val="single" w:color="000000" w:sz="4"/>
+              <w:left w:val="single" w:color="000000" w:sz="4"/>
+              <w:bottom w:val="single" w:color="000000" w:sz="4"/>
+              <w:right w:val="single" w:color="000000" w:sz="4"/>
+            </w:tcBorders>
+            <w:shd w:fill="ffffff" w:color="auto" w:val="clear"/>
+            <w:tcMar>
+              <w:top w:type="dxa" w:w="170"/>
+              <w:left w:type="dxa" w:w="170"/>
+              <w:bottom w:type="dxa" w:w="170"/>
+              <w:right w:type="dxa" w:w="170"/>
+            </w:tcMar>
+            <w:vAlign w:val="center"/>
+          </w:tcPr>
+          <w:p>
+            <w:pPr>
+              <w:jc w:val="left"/>
+            </w:pPr>
+            <w:r>
+              <w:rPr>
+                <w:rFonts w:ascii="NanumGothic" w:cs="NanumGothic" w:eastAsia="NanumGothic" w:hAnsi="NanumGothic"/>
+                <w:sz w:val="20"/>
+                <w:szCs w:val="20"/>
+              </w:rPr>
+              <w:t xml:space="preserve"/>
+            </w:r>
+          </w:p>
+        </w:tc>
+        <w:tc>
+          <w:tcPr>
+            <w:tcW w:type="dxa" w:w="2607"/>
+            <w:tcBorders>
+              <w:top w:val="single" w:color="000000" w:sz="4"/>
+              <w:left w:val="single" w:color="000000" w:sz="4"/>
+              <w:bottom w:val="single" w:color="000000" w:sz="4"/>
+              <w:right w:val="single" w:color="000000" w:sz="4"/>
+            </w:tcBorders>
+            <w:shd w:fill="ffffff" w:color="auto" w:val="clear"/>
+            <w:tcMar>
+              <w:top w:type="dxa" w:w="170"/>
+              <w:left w:type="dxa" w:w="170"/>
+              <w:bottom w:type="dxa" w:w="170"/>
+              <w:right w:type="dxa" w:w="170"/>
+            </w:tcMar>
+            <w:vAlign w:val="center"/>
+          </w:tcPr>
+          <w:p>
+            <w:pPr>
+              <w:jc w:val="left"/>
+            </w:pPr>
+            <w:r>
+              <w:rPr>
+                <w:rFonts w:ascii="NanumGothic" w:cs="NanumGothic" w:eastAsia="NanumGothic" w:hAnsi="NanumGothic"/>
+                <w:sz w:val="20"/>
+                <w:szCs w:val="20"/>
+              </w:rPr>
+              <w:t xml:space="preserve"/>
+            </w:r>
+          </w:p>
+        </w:tc>
+        <w:tc>
+          <w:tcPr>
             <w:tcW w:type="dxa" w:w="1700"/>
             <w:tcBorders>
               <w:top w:val="single" w:color="000000" w:sz="4"/>
@@ -2381,7 +2482,401 @@
               <w:bottom w:val="single" w:color="000000" w:sz="4"/>
               <w:right w:val="single" w:color="000000" w:sz="4"/>
             </w:tcBorders>
+            <w:shd w:fill="ffffff" w:color="auto" w:val="clear"/>
+            <w:tcMar>
+              <w:top w:type="dxa" w:w="170"/>
+              <w:left w:type="dxa" w:w="170"/>
+              <w:bottom w:type="dxa" w:w="170"/>
+              <w:right w:type="dxa" w:w="170"/>
+            </w:tcMar>
+            <w:vAlign w:val="center"/>
+          </w:tcPr>
+          <w:p>
+            <w:pPr>
+              <w:jc w:val="left"/>
+            </w:pPr>
+            <w:r>
+              <w:rPr>
+                <w:rFonts w:ascii="NanumGothic" w:cs="NanumGothic" w:eastAsia="NanumGothic" w:hAnsi="NanumGothic"/>
+                <w:sz w:val="20"/>
+                <w:szCs w:val="20"/>
+              </w:rPr>
+              <w:t xml:space="preserve"/>
+            </w:r>
+          </w:p>
+        </w:tc>
+        <w:tc>
+          <w:tcPr>
+            <w:tcW w:type="dxa" w:w="2267"/>
+            <w:tcBorders>
+              <w:top w:val="single" w:color="000000" w:sz="4"/>
+              <w:left w:val="single" w:color="000000" w:sz="4"/>
+              <w:bottom w:val="single" w:color="000000" w:sz="4"/>
+              <w:right w:val="single" w:color="000000" w:sz="4"/>
+            </w:tcBorders>
+            <w:shd w:fill="ffffff" w:color="auto" w:val="clear"/>
+            <w:tcMar>
+              <w:top w:type="dxa" w:w="170"/>
+              <w:left w:type="dxa" w:w="170"/>
+              <w:bottom w:type="dxa" w:w="170"/>
+              <w:right w:type="dxa" w:w="170"/>
+            </w:tcMar>
+            <w:vAlign w:val="center"/>
+          </w:tcPr>
+          <w:p>
+            <w:pPr>
+              <w:jc w:val="left"/>
+            </w:pPr>
+            <w:r>
+              <w:rPr>
+                <w:rFonts w:ascii="NanumGothic" w:cs="NanumGothic" w:eastAsia="NanumGothic" w:hAnsi="NanumGothic"/>
+                <w:sz w:val="20"/>
+                <w:szCs w:val="20"/>
+              </w:rPr>
+              <w:t xml:space="preserve"/>
+            </w:r>
+          </w:p>
+        </w:tc>
+        <w:tc>
+          <w:tcPr>
+            <w:tcW w:type="dxa" w:w="2494"/>
+            <w:tcBorders>
+              <w:top w:val="single" w:color="000000" w:sz="4"/>
+              <w:left w:val="single" w:color="000000" w:sz="4"/>
+              <w:bottom w:val="single" w:color="000000" w:sz="4"/>
+              <w:right w:val="single" w:color="000000" w:sz="4"/>
+            </w:tcBorders>
+            <w:shd w:fill="ffffff" w:color="auto" w:val="clear"/>
+            <w:tcMar>
+              <w:top w:type="dxa" w:w="170"/>
+              <w:left w:type="dxa" w:w="170"/>
+              <w:bottom w:type="dxa" w:w="170"/>
+              <w:right w:type="dxa" w:w="170"/>
+            </w:tcMar>
+            <w:vAlign w:val="center"/>
+          </w:tcPr>
+          <w:p>
+            <w:pPr>
+              <w:jc w:val="left"/>
+            </w:pPr>
+            <w:r>
+              <w:rPr>
+                <w:rFonts w:ascii="NanumGothic" w:cs="NanumGothic" w:eastAsia="NanumGothic" w:hAnsi="NanumGothic"/>
+                <w:sz w:val="20"/>
+                <w:szCs w:val="20"/>
+              </w:rPr>
+              <w:t xml:space="preserve"/>
+            </w:r>
+          </w:p>
+        </w:tc>
+      </w:tr>
+      <w:tr>
+        <w:trPr>
+          <w:trHeight w:val="453" w:hRule="atLeast"/>
+        </w:trPr>
+        <w:tc>
+          <w:tcPr>
+            <w:tcW w:type="dxa" w:w="566"/>
+            <w:tcBorders>
+              <w:top w:val="single" w:color="000000" w:sz="4"/>
+              <w:left w:val="single" w:color="000000" w:sz="4"/>
+              <w:bottom w:val="single" w:color="000000" w:sz="4"/>
+              <w:right w:val="single" w:color="000000" w:sz="4"/>
+            </w:tcBorders>
             <w:shd w:fill="F5F5F5" w:color="auto" w:val="clear"/>
+            <w:tcMar>
+              <w:top w:type="dxa" w:w="170"/>
+              <w:left w:type="dxa" w:w="170"/>
+              <w:bottom w:type="dxa" w:w="170"/>
+              <w:right w:type="dxa" w:w="170"/>
+            </w:tcMar>
+            <w:vAlign w:val="center"/>
+          </w:tcPr>
+          <w:p>
+            <w:pPr>
+              <w:jc w:val="left"/>
+            </w:pPr>
+            <w:r>
+              <w:rPr>
+                <w:rFonts w:ascii="NanumGothic" w:cs="NanumGothic" w:eastAsia="NanumGothic" w:hAnsi="NanumGothic"/>
+                <w:sz w:val="20"/>
+                <w:szCs w:val="20"/>
+              </w:rPr>
+              <w:t xml:space="preserve"/>
+            </w:r>
+          </w:p>
+        </w:tc>
+        <w:tc>
+          <w:tcPr>
+            <w:tcW w:type="dxa" w:w="2607"/>
+            <w:tcBorders>
+              <w:top w:val="single" w:color="000000" w:sz="4"/>
+              <w:left w:val="single" w:color="000000" w:sz="4"/>
+              <w:bottom w:val="single" w:color="000000" w:sz="4"/>
+              <w:right w:val="single" w:color="000000" w:sz="4"/>
+            </w:tcBorders>
+            <w:shd w:fill="F5F5F5" w:color="auto" w:val="clear"/>
+            <w:tcMar>
+              <w:top w:type="dxa" w:w="170"/>
+              <w:left w:type="dxa" w:w="170"/>
+              <w:bottom w:type="dxa" w:w="170"/>
+              <w:right w:type="dxa" w:w="170"/>
+            </w:tcMar>
+            <w:vAlign w:val="center"/>
+          </w:tcPr>
+          <w:p>
+            <w:pPr>
+              <w:jc w:val="left"/>
+            </w:pPr>
+            <w:r>
+              <w:rPr>
+                <w:rFonts w:ascii="NanumGothic" w:cs="NanumGothic" w:eastAsia="NanumGothic" w:hAnsi="NanumGothic"/>
+                <w:sz w:val="20"/>
+                <w:szCs w:val="20"/>
+              </w:rPr>
+              <w:t xml:space="preserve"/>
+            </w:r>
+          </w:p>
+        </w:tc>
+        <w:tc>
+          <w:tcPr>
+            <w:tcW w:type="dxa" w:w="1700"/>
+            <w:tcBorders>
+              <w:top w:val="single" w:color="000000" w:sz="4"/>
+              <w:left w:val="single" w:color="000000" w:sz="4"/>
+              <w:bottom w:val="single" w:color="000000" w:sz="4"/>
+              <w:right w:val="single" w:color="000000" w:sz="4"/>
+            </w:tcBorders>
+            <w:shd w:fill="F5F5F5" w:color="auto" w:val="clear"/>
+            <w:tcMar>
+              <w:top w:type="dxa" w:w="170"/>
+              <w:left w:type="dxa" w:w="170"/>
+              <w:bottom w:type="dxa" w:w="170"/>
+              <w:right w:type="dxa" w:w="170"/>
+            </w:tcMar>
+            <w:vAlign w:val="center"/>
+          </w:tcPr>
+          <w:p>
+            <w:pPr>
+              <w:jc w:val="left"/>
+            </w:pPr>
+            <w:r>
+              <w:rPr>
+                <w:rFonts w:ascii="NanumGothic" w:cs="NanumGothic" w:eastAsia="NanumGothic" w:hAnsi="NanumGothic"/>
+                <w:sz w:val="20"/>
+                <w:szCs w:val="20"/>
+              </w:rPr>
+              <w:t xml:space="preserve"/>
+            </w:r>
+          </w:p>
+        </w:tc>
+        <w:tc>
+          <w:tcPr>
+            <w:tcW w:type="dxa" w:w="2267"/>
+            <w:tcBorders>
+              <w:top w:val="single" w:color="000000" w:sz="4"/>
+              <w:left w:val="single" w:color="000000" w:sz="4"/>
+              <w:bottom w:val="single" w:color="000000" w:sz="4"/>
+              <w:right w:val="single" w:color="000000" w:sz="4"/>
+            </w:tcBorders>
+            <w:shd w:fill="F5F5F5" w:color="auto" w:val="clear"/>
+            <w:tcMar>
+              <w:top w:type="dxa" w:w="170"/>
+              <w:left w:type="dxa" w:w="170"/>
+              <w:bottom w:type="dxa" w:w="170"/>
+              <w:right w:type="dxa" w:w="170"/>
+            </w:tcMar>
+            <w:vAlign w:val="center"/>
+          </w:tcPr>
+          <w:p>
+            <w:pPr>
+              <w:jc w:val="left"/>
+            </w:pPr>
+            <w:r>
+              <w:rPr>
+                <w:rFonts w:ascii="NanumGothic" w:cs="NanumGothic" w:eastAsia="NanumGothic" w:hAnsi="NanumGothic"/>
+                <w:sz w:val="20"/>
+                <w:szCs w:val="20"/>
+              </w:rPr>
+              <w:t xml:space="preserve"/>
+            </w:r>
+          </w:p>
+        </w:tc>
+        <w:tc>
+          <w:tcPr>
+            <w:tcW w:type="dxa" w:w="2494"/>
+            <w:tcBorders>
+              <w:top w:val="single" w:color="000000" w:sz="4"/>
+              <w:left w:val="single" w:color="000000" w:sz="4"/>
+              <w:bottom w:val="single" w:color="000000" w:sz="4"/>
+              <w:right w:val="single" w:color="000000" w:sz="4"/>
+            </w:tcBorders>
+            <w:shd w:fill="F5F5F5" w:color="auto" w:val="clear"/>
+            <w:tcMar>
+              <w:top w:type="dxa" w:w="170"/>
+              <w:left w:type="dxa" w:w="170"/>
+              <w:bottom w:type="dxa" w:w="170"/>
+              <w:right w:type="dxa" w:w="170"/>
+            </w:tcMar>
+            <w:vAlign w:val="center"/>
+          </w:tcPr>
+          <w:p>
+            <w:pPr>
+              <w:jc w:val="left"/>
+            </w:pPr>
+            <w:r>
+              <w:rPr>
+                <w:rFonts w:ascii="NanumGothic" w:cs="NanumGothic" w:eastAsia="NanumGothic" w:hAnsi="NanumGothic"/>
+                <w:sz w:val="20"/>
+                <w:szCs w:val="20"/>
+              </w:rPr>
+              <w:t xml:space="preserve"/>
+            </w:r>
+          </w:p>
+        </w:tc>
+      </w:tr>
+      <w:tr>
+        <w:trPr>
+          <w:trHeight w:val="453" w:hRule="atLeast"/>
+        </w:trPr>
+        <w:tc>
+          <w:tcPr>
+            <w:tcW w:type="dxa" w:w="566"/>
+            <w:tcBorders>
+              <w:top w:val="single" w:color="000000" w:sz="4"/>
+              <w:left w:val="single" w:color="000000" w:sz="4"/>
+              <w:bottom w:val="single" w:color="000000" w:sz="4"/>
+              <w:right w:val="single" w:color="000000" w:sz="4"/>
+            </w:tcBorders>
+            <w:shd w:fill="ffffff" w:color="auto" w:val="clear"/>
+            <w:tcMar>
+              <w:top w:type="dxa" w:w="170"/>
+              <w:left w:type="dxa" w:w="170"/>
+              <w:bottom w:type="dxa" w:w="170"/>
+              <w:right w:type="dxa" w:w="170"/>
+            </w:tcMar>
+            <w:vAlign w:val="center"/>
+          </w:tcPr>
+          <w:p>
+            <w:pPr>
+              <w:jc w:val="left"/>
+            </w:pPr>
+            <w:r>
+              <w:rPr>
+                <w:rFonts w:ascii="NanumGothic" w:cs="NanumGothic" w:eastAsia="NanumGothic" w:hAnsi="NanumGothic"/>
+                <w:sz w:val="20"/>
+                <w:szCs w:val="20"/>
+              </w:rPr>
+              <w:t xml:space="preserve"/>
+            </w:r>
+          </w:p>
+        </w:tc>
+        <w:tc>
+          <w:tcPr>
+            <w:tcW w:type="dxa" w:w="2607"/>
+            <w:tcBorders>
+              <w:top w:val="single" w:color="000000" w:sz="4"/>
+              <w:left w:val="single" w:color="000000" w:sz="4"/>
+              <w:bottom w:val="single" w:color="000000" w:sz="4"/>
+              <w:right w:val="single" w:color="000000" w:sz="4"/>
+            </w:tcBorders>
+            <w:shd w:fill="ffffff" w:color="auto" w:val="clear"/>
+            <w:tcMar>
+              <w:top w:type="dxa" w:w="170"/>
+              <w:left w:type="dxa" w:w="170"/>
+              <w:bottom w:type="dxa" w:w="170"/>
+              <w:right w:type="dxa" w:w="170"/>
+            </w:tcMar>
+            <w:vAlign w:val="center"/>
+          </w:tcPr>
+          <w:p>
+            <w:pPr>
+              <w:jc w:val="left"/>
+            </w:pPr>
+            <w:r>
+              <w:rPr>
+                <w:rFonts w:ascii="NanumGothic" w:cs="NanumGothic" w:eastAsia="NanumGothic" w:hAnsi="NanumGothic"/>
+                <w:sz w:val="20"/>
+                <w:szCs w:val="20"/>
+              </w:rPr>
+              <w:t xml:space="preserve"/>
+            </w:r>
+          </w:p>
+        </w:tc>
+        <w:tc>
+          <w:tcPr>
+            <w:tcW w:type="dxa" w:w="1700"/>
+            <w:tcBorders>
+              <w:top w:val="single" w:color="000000" w:sz="4"/>
+              <w:left w:val="single" w:color="000000" w:sz="4"/>
+              <w:bottom w:val="single" w:color="000000" w:sz="4"/>
+              <w:right w:val="single" w:color="000000" w:sz="4"/>
+            </w:tcBorders>
+            <w:shd w:fill="ffffff" w:color="auto" w:val="clear"/>
+            <w:tcMar>
+              <w:top w:type="dxa" w:w="170"/>
+              <w:left w:type="dxa" w:w="170"/>
+              <w:bottom w:type="dxa" w:w="170"/>
+              <w:right w:type="dxa" w:w="170"/>
+            </w:tcMar>
+            <w:vAlign w:val="center"/>
+          </w:tcPr>
+          <w:p>
+            <w:pPr>
+              <w:jc w:val="left"/>
+            </w:pPr>
+            <w:r>
+              <w:rPr>
+                <w:rFonts w:ascii="NanumGothic" w:cs="NanumGothic" w:eastAsia="NanumGothic" w:hAnsi="NanumGothic"/>
+                <w:sz w:val="20"/>
+                <w:szCs w:val="20"/>
+              </w:rPr>
+              <w:t xml:space="preserve"/>
+            </w:r>
+          </w:p>
+        </w:tc>
+        <w:tc>
+          <w:tcPr>
+            <w:tcW w:type="dxa" w:w="2267"/>
+            <w:tcBorders>
+              <w:top w:val="single" w:color="000000" w:sz="4"/>
+              <w:left w:val="single" w:color="000000" w:sz="4"/>
+              <w:bottom w:val="single" w:color="000000" w:sz="4"/>
+              <w:right w:val="single" w:color="000000" w:sz="4"/>
+            </w:tcBorders>
+            <w:shd w:fill="ffffff" w:color="auto" w:val="clear"/>
+            <w:tcMar>
+              <w:top w:type="dxa" w:w="170"/>
+              <w:left w:type="dxa" w:w="170"/>
+              <w:bottom w:type="dxa" w:w="170"/>
+              <w:right w:type="dxa" w:w="170"/>
+            </w:tcMar>
+            <w:vAlign w:val="center"/>
+          </w:tcPr>
+          <w:p>
+            <w:pPr>
+              <w:jc w:val="left"/>
+            </w:pPr>
+            <w:r>
+              <w:rPr>
+                <w:rFonts w:ascii="NanumGothic" w:cs="NanumGothic" w:eastAsia="NanumGothic" w:hAnsi="NanumGothic"/>
+                <w:sz w:val="20"/>
+                <w:szCs w:val="20"/>
+              </w:rPr>
+              <w:t xml:space="preserve"/>
+            </w:r>
+          </w:p>
+        </w:tc>
+        <w:tc>
+          <w:tcPr>
+            <w:tcW w:type="dxa" w:w="2494"/>
+            <w:tcBorders>
+              <w:top w:val="single" w:color="000000" w:sz="4"/>
+              <w:left w:val="single" w:color="000000" w:sz="4"/>
+              <w:bottom w:val="single" w:color="000000" w:sz="4"/>
+              <w:right w:val="single" w:color="000000" w:sz="4"/>
+            </w:tcBorders>
+            <w:shd w:fill="ffffff" w:color="auto" w:val="clear"/>
             <w:tcMar>
               <w:top w:type="dxa" w:w="170"/>
               <w:left w:type="dxa" w:w="170"/>
@@ -2406,28 +2901,6 @@
         </w:tc>
       </w:tr>
     </w:tbl>
-    <w:p>
-      <w:pPr>
-        <w:spacing w:after="80" w:before="80"/>
-      </w:pPr>
-      <w:r>
-        <w:t xml:space="preserve"/>
-      </w:r>
-    </w:p>
-    <w:p>
-      <w:pPr>
-        <w:spacing w:after="40" w:before="40"/>
-        <w:jc w:val="left"/>
-      </w:pPr>
-      <w:r>
-        <w:rPr>
-          <w:rFonts w:ascii="NanumGothic" w:cs="NanumGothic" w:eastAsia="NanumGothic" w:hAnsi="NanumGothic"/>
-          <w:sz w:val="20"/>
-          <w:szCs w:val="20"/>
-        </w:rPr>
-        <w:t xml:space="preserve">※ 점검 결과: 양호/불량/해당없음 중 기입. 불량 항목은 즉시 보수 후 재확인.</w:t>
-      </w:r>
-    </w:p>
     <w:p>
       <w:pPr>
         <w:spacing w:after="80" w:before="80"/>
@@ -2488,7 +2961,7 @@
                 <w:sz w:val="20"/>
                 <w:szCs w:val="20"/>
               </w:rPr>
-              <w:t xml:space="preserve">점검자</w:t>
+              <w:t xml:space="preserve">작성자</w:t>
             </w:r>
           </w:p>
         </w:tc>
